--- a/docs/仕様書.docx
+++ b/docs/仕様書.docx
@@ -47,7 +47,7 @@
           <w:sz w:val="24"/>
           <w:szCs w:val="24"/>
         </w:rPr>
-        <w:t xml:space="preserve">第3版</w:t>
+        <w:t xml:space="preserve">第4版</w:t>
       </w:r>
     </w:p>
     <w:p>
@@ -450,6 +450,100 @@
                 <w:szCs w:val="20"/>
               </w:rPr>
               <w:t xml:space="preserve">Power Automateフローの実機情報(候補者テーブルの確定項目、プロンプト全文、JSON入出力スキーマ、実行履歴仕様)を反映。5章「LLM連携仕様」、6章「画面表示とデータ項目の対応」、7章「ログ項目」、8章「リリース時の既知課題」、9章「未決事項一覧」、10章「レビュー結果」を新設</w:t>
+            </w:r>
+          </w:p>
+        </w:tc>
+        <w:tc>
+          <w:tcPr>
+            <w:tcW w:type="pct" w:w="20%"/>
+            <w:tcMar>
+              <w:top w:type="dxa" w:w="60"/>
+              <w:left w:type="dxa" w:w="100"/>
+              <w:bottom w:type="dxa" w:w="60"/>
+              <w:right w:type="dxa" w:w="100"/>
+            </w:tcMar>
+          </w:tcPr>
+          <w:p>
+            <w:r>
+              <w:rPr>
+                <w:rFonts w:ascii="游ゴシック" w:cs="游ゴシック" w:eastAsia="游ゴシック" w:hAnsi="游ゴシック"/>
+                <w:b w:val="false"/>
+                <w:bCs w:val="false"/>
+                <w:sz w:val="20"/>
+                <w:szCs w:val="20"/>
+              </w:rPr>
+              <w:t xml:space="preserve">―</w:t>
+            </w:r>
+          </w:p>
+        </w:tc>
+      </w:tr>
+      <w:tr>
+        <w:tc>
+          <w:tcPr>
+            <w:tcW w:type="pct" w:w="10%"/>
+            <w:tcMar>
+              <w:top w:type="dxa" w:w="60"/>
+              <w:left w:type="dxa" w:w="100"/>
+              <w:bottom w:type="dxa" w:w="60"/>
+              <w:right w:type="dxa" w:w="100"/>
+            </w:tcMar>
+          </w:tcPr>
+          <w:p>
+            <w:r>
+              <w:rPr>
+                <w:rFonts w:ascii="游ゴシック" w:cs="游ゴシック" w:eastAsia="游ゴシック" w:hAnsi="游ゴシック"/>
+                <w:b w:val="false"/>
+                <w:bCs w:val="false"/>
+                <w:sz w:val="20"/>
+                <w:szCs w:val="20"/>
+              </w:rPr>
+              <w:t xml:space="preserve">第4版</w:t>
+            </w:r>
+          </w:p>
+        </w:tc>
+        <w:tc>
+          <w:tcPr>
+            <w:tcW w:type="pct" w:w="15%"/>
+            <w:tcMar>
+              <w:top w:type="dxa" w:w="60"/>
+              <w:left w:type="dxa" w:w="100"/>
+              <w:bottom w:type="dxa" w:w="60"/>
+              <w:right w:type="dxa" w:w="100"/>
+            </w:tcMar>
+          </w:tcPr>
+          <w:p>
+            <w:r>
+              <w:rPr>
+                <w:rFonts w:ascii="游ゴシック" w:cs="游ゴシック" w:eastAsia="游ゴシック" w:hAnsi="游ゴシック"/>
+                <w:b w:val="false"/>
+                <w:bCs w:val="false"/>
+                <w:sz w:val="20"/>
+                <w:szCs w:val="20"/>
+              </w:rPr>
+              <w:t xml:space="preserve">2026-07-09</w:t>
+            </w:r>
+          </w:p>
+        </w:tc>
+        <w:tc>
+          <w:tcPr>
+            <w:tcW w:type="pct" w:w="55%"/>
+            <w:tcMar>
+              <w:top w:type="dxa" w:w="60"/>
+              <w:left w:type="dxa" w:w="100"/>
+              <w:bottom w:type="dxa" w:w="60"/>
+              <w:right w:type="dxa" w:w="100"/>
+            </w:tcMar>
+          </w:tcPr>
+          <w:p>
+            <w:r>
+              <w:rPr>
+                <w:rFonts w:ascii="游ゴシック" w:cs="游ゴシック" w:eastAsia="游ゴシック" w:hAnsi="游ゴシック"/>
+                <w:b w:val="false"/>
+                <w:bCs w:val="false"/>
+                <w:sz w:val="20"/>
+                <w:szCs w:val="20"/>
+              </w:rPr>
+              <w:t xml:space="preserve">統計グラフ画面にCSV自動書き出し機能(保存先フォルダの初期設定、前月分の自動書き出し、成功通知、権限失効時の再許可、設定解除)を追加。1.4.4.1、3.2.6、2.3.7を新設し、既知課題を追記</w:t>
             </w:r>
           </w:p>
         </w:tc>
@@ -3541,6 +3635,199 @@
     </w:p>
     <w:p>
       <w:pPr>
+        <w:pStyle w:val="ListParagraph"/>
+        <w:numPr>
+          <w:ilvl w:val="0"/>
+          <w:numId w:val="1"/>
+        </w:numPr>
+        <w:spacing w:after="60"/>
+      </w:pPr>
+      <w:r>
+        <w:rPr>
+          <w:rFonts w:ascii="游ゴシック" w:cs="游ゴシック" w:eastAsia="游ゴシック" w:hAnsi="游ゴシック"/>
+        </w:rPr>
+        <w:t xml:space="preserve">CSV書き出しについては、保存先フォルダをあらかじめ設定しておき、前月分を自動的に書き出す「自動書き出し」機能を任意で利用できる(1.4.4.1参照)。</w:t>
+      </w:r>
+    </w:p>
+    <w:p>
+      <w:pPr>
+        <w:pStyle w:val="Heading3"/>
+        <w:spacing w:after="100" w:before="200"/>
+      </w:pPr>
+      <w:r>
+        <w:t xml:space="preserve">1.4.4.1 CSV自動書き出し機能(任意機能)</w:t>
+      </w:r>
+    </w:p>
+    <w:p>
+      <w:pPr>
+        <w:spacing w:after="120"/>
+      </w:pPr>
+      <w:r>
+        <w:rPr>
+          <w:rFonts w:ascii="游ゴシック" w:cs="游ゴシック" w:eastAsia="游ゴシック" w:hAnsi="游ゴシック"/>
+        </w:rPr>
+        <w:t xml:space="preserve">統計グラフ画面(/stats)で保存先フォルダを設定し「前月分を自動保存する」を有効にすると、案件一覧画面(/)または統計グラフ画面(/stats)を開いたタイミングで、前月分のCSVがまだ書き出されていなければ自動的に保存先フォルダへ書き出す。</w:t>
+      </w:r>
+    </w:p>
+    <w:p>
+      <w:pPr>
+        <w:spacing w:after="40"/>
+        <w:jc w:val="center"/>
+      </w:pPr>
+      <w:r>
+        <w:drawing>
+          <wp:inline distT="0" distB="0" distL="0" distR="0">
+            <wp:extent cx="5334000" cy="5229225"/>
+            <wp:effectExtent t="0" r="0" b="0" l="0"/>
+            <wp:docPr id="1" name="" descr="" title=""/>
+            <wp:cNvGraphicFramePr>
+              <a:graphicFrameLocks xmlns:a="http://schemas.openxmlformats.org/drawingml/2006/main" noChangeAspect="1"/>
+            </wp:cNvGraphicFramePr>
+            <a:graphic xmlns:a="http://schemas.openxmlformats.org/drawingml/2006/main">
+              <a:graphicData uri="http://schemas.openxmlformats.org/drawingml/2006/picture">
+                <pic:pic xmlns:pic="http://schemas.openxmlformats.org/drawingml/2006/picture">
+                  <pic:nvPicPr>
+                    <pic:cNvPr id="0" name="" descr=""/>
+                    <pic:cNvPicPr>
+                      <a:picLocks noChangeAspect="1" noChangeArrowheads="1"/>
+                    </pic:cNvPicPr>
+                  </pic:nvPicPr>
+                  <pic:blipFill>
+                    <a:blip r:embed="rId14" cstate="none"/>
+                    <a:srcRect/>
+                    <a:stretch>
+                      <a:fillRect/>
+                    </a:stretch>
+                  </pic:blipFill>
+                  <pic:spPr bwMode="auto">
+                    <a:xfrm>
+                      <a:off x="0" y="0"/>
+                      <a:ext cx="5334000" cy="5229225"/>
+                    </a:xfrm>
+                    <a:prstGeom prst="rect">
+                      <a:avLst/>
+                    </a:prstGeom>
+                  </pic:spPr>
+                </pic:pic>
+              </a:graphicData>
+            </a:graphic>
+          </wp:inline>
+        </w:drawing>
+      </w:r>
+    </w:p>
+    <w:p>
+      <w:pPr>
+        <w:spacing w:after="200"/>
+        <w:jc w:val="center"/>
+      </w:pPr>
+      <w:r>
+        <w:rPr>
+          <w:rFonts w:ascii="游ゴシック" w:cs="游ゴシック" w:eastAsia="游ゴシック" w:hAnsi="游ゴシック"/>
+          <w:color w:val="555555"/>
+          <w:sz w:val="18"/>
+          <w:szCs w:val="18"/>
+        </w:rPr>
+        <w:t xml:space="preserve">図1-6a CSV自動書き出しのフロー</w:t>
+      </w:r>
+    </w:p>
+    <w:p>
+      <w:pPr>
+        <w:pStyle w:val="ListParagraph"/>
+        <w:numPr>
+          <w:ilvl w:val="0"/>
+          <w:numId w:val="1"/>
+        </w:numPr>
+        <w:spacing w:after="60"/>
+      </w:pPr>
+      <w:r>
+        <w:rPr>
+          <w:rFonts w:ascii="游ゴシック" w:cs="游ゴシック" w:eastAsia="游ゴシック" w:hAnsi="游ゴシック"/>
+        </w:rPr>
+        <w:t xml:space="preserve">保存先フォルダはFile System Access API(showDirectoryPicker)で選択し、フォルダへの参照(FileSystemDirectoryHandle)をブラウザのIndexedDBに保存する。次回以降は選び直す必要がない。</w:t>
+      </w:r>
+    </w:p>
+    <w:p>
+      <w:pPr>
+        <w:pStyle w:val="ListParagraph"/>
+        <w:numPr>
+          <w:ilvl w:val="0"/>
+          <w:numId w:val="1"/>
+        </w:numPr>
+        <w:spacing w:after="60"/>
+      </w:pPr>
+      <w:r>
+        <w:rPr>
+          <w:rFonts w:ascii="游ゴシック" w:cs="游ゴシック" w:eastAsia="游ゴシック" w:hAnsi="游ゴシック"/>
+        </w:rPr>
+        <w:t xml:space="preserve">判定はページを開いた瞬間に加え、開いたままの間は30分ごとに再実行する(月をまたいだ瞬間を取りこぼしにくくするため)。</w:t>
+      </w:r>
+    </w:p>
+    <w:p>
+      <w:pPr>
+        <w:pStyle w:val="ListParagraph"/>
+        <w:numPr>
+          <w:ilvl w:val="0"/>
+          <w:numId w:val="1"/>
+        </w:numPr>
+        <w:spacing w:after="60"/>
+      </w:pPr>
+      <w:r>
+        <w:rPr>
+          <w:rFonts w:ascii="游ゴシック" w:cs="游ゴシック" w:eastAsia="游ゴシック" w:hAnsi="游ゴシック"/>
+        </w:rPr>
+        <w:t xml:space="preserve">二重書き出し防止のため、書き出しに成功した年月をlocalStorageに記録し、同じ月に対しては再実行しない。</w:t>
+      </w:r>
+    </w:p>
+    <w:p>
+      <w:pPr>
+        <w:pStyle w:val="ListParagraph"/>
+        <w:numPr>
+          <w:ilvl w:val="0"/>
+          <w:numId w:val="1"/>
+        </w:numPr>
+        <w:spacing w:after="60"/>
+      </w:pPr>
+      <w:r>
+        <w:rPr>
+          <w:rFonts w:ascii="游ゴシック" w:cs="游ゴシック" w:eastAsia="游ゴシック" w:hAnsi="游ゴシック"/>
+        </w:rPr>
+        <w:t xml:space="preserve">書き出しに成功すると、ブラウザのNotification API(許可されている場合)と画面内バナーの両方で管理者に通知する。</w:t>
+      </w:r>
+    </w:p>
+    <w:p>
+      <w:pPr>
+        <w:pStyle w:val="ListParagraph"/>
+        <w:numPr>
+          <w:ilvl w:val="0"/>
+          <w:numId w:val="1"/>
+        </w:numPr>
+        <w:spacing w:after="60"/>
+      </w:pPr>
+      <w:r>
+        <w:rPr>
+          <w:rFonts w:ascii="游ゴシック" w:cs="游ゴシック" w:eastAsia="游ゴシック" w:hAnsi="游ゴシック"/>
+        </w:rPr>
+        <w:t xml:space="preserve">フォルダへの書き込み許可が失効した場合は「フォルダを再許可」ボタンを表示する。「解除」ボタンでフォルダ設定自体を削除し、自動書き出しを無効化できる。</w:t>
+      </w:r>
+    </w:p>
+    <w:p>
+      <w:pPr>
+        <w:spacing w:after="160"/>
+      </w:pPr>
+      <w:r>
+        <w:rPr>
+          <w:rFonts w:ascii="游ゴシック" w:cs="游ゴシック" w:eastAsia="游ゴシック" w:hAnsi="游ゴシック"/>
+          <w:i/>
+          <w:iCs/>
+          <w:color w:val="666666"/>
+          <w:sz w:val="20"/>
+          <w:szCs w:val="20"/>
+        </w:rPr>
+        <w:t xml:space="preserve">※ 本機能はブラウザ(タブ)が開いている間のみ動作するクライアント完結の仕組みであり、サーバー側で定期実行されるバッチ処理ではない。ブラウザを完全に閉じている間は動作しない(8章「リリース時の既知課題」も参照)。File System Access APIに対応したブラウザ(Chrome/Edge等)でのみ利用できる。</w:t>
+      </w:r>
+    </w:p>
+    <w:p>
+      <w:pPr>
         <w:pStyle w:val="Heading2"/>
         <w:spacing w:after="150" w:before="300"/>
       </w:pPr>
@@ -3984,7 +4271,7 @@
                     </pic:cNvPicPr>
                   </pic:nvPicPr>
                   <pic:blipFill>
-                    <a:blip r:embed="rId14" cstate="none"/>
+                    <a:blip r:embed="rId15" cstate="none"/>
                     <a:srcRect/>
                     <a:stretch>
                       <a:fillRect/>
@@ -4054,7 +4341,7 @@
                     </pic:cNvPicPr>
                   </pic:nvPicPr>
                   <pic:blipFill>
-                    <a:blip r:embed="rId15" cstate="none"/>
+                    <a:blip r:embed="rId16" cstate="none"/>
                     <a:srcRect/>
                     <a:stretch>
                       <a:fillRect/>
@@ -4124,7 +4411,7 @@
                     </pic:cNvPicPr>
                   </pic:nvPicPr>
                   <pic:blipFill>
-                    <a:blip r:embed="rId16" cstate="none"/>
+                    <a:blip r:embed="rId17" cstate="none"/>
                     <a:srcRect/>
                     <a:stretch>
                       <a:fillRect/>
@@ -4185,7 +4472,7 @@
                     </pic:cNvPicPr>
                   </pic:nvPicPr>
                   <pic:blipFill>
-                    <a:blip r:embed="rId17" cstate="none"/>
+                    <a:blip r:embed="rId18" cstate="none"/>
                     <a:srcRect/>
                     <a:stretch>
                       <a:fillRect/>
@@ -11889,6 +12176,334 @@
           </w:p>
         </w:tc>
       </w:tr>
+      <w:tr>
+        <w:tc>
+          <w:tcPr>
+            <w:tcW w:type="pct" w:w="20%"/>
+            <w:tcMar>
+              <w:top w:type="dxa" w:w="60"/>
+              <w:left w:type="dxa" w:w="100"/>
+              <w:bottom w:type="dxa" w:w="60"/>
+              <w:right w:type="dxa" w:w="100"/>
+            </w:tcMar>
+          </w:tcPr>
+          <w:p>
+            <w:r>
+              <w:rPr>
+                <w:rFonts w:ascii="游ゴシック" w:cs="游ゴシック" w:eastAsia="游ゴシック" w:hAnsi="游ゴシック"/>
+                <w:b w:val="false"/>
+                <w:bCs w:val="false"/>
+                <w:sz w:val="20"/>
+                <w:szCs w:val="20"/>
+              </w:rPr>
+              <w:t xml:space="preserve">autoExportEnabled</w:t>
+            </w:r>
+          </w:p>
+        </w:tc>
+        <w:tc>
+          <w:tcPr>
+            <w:tcW w:type="pct" w:w="20%"/>
+            <w:tcMar>
+              <w:top w:type="dxa" w:w="60"/>
+              <w:left w:type="dxa" w:w="100"/>
+              <w:bottom w:type="dxa" w:w="60"/>
+              <w:right w:type="dxa" w:w="100"/>
+            </w:tcMar>
+          </w:tcPr>
+          <w:p>
+            <w:r>
+              <w:rPr>
+                <w:rFonts w:ascii="游ゴシック" w:cs="游ゴシック" w:eastAsia="游ゴシック" w:hAnsi="游ゴシック"/>
+                <w:b w:val="false"/>
+                <w:bCs w:val="false"/>
+                <w:sz w:val="20"/>
+                <w:szCs w:val="20"/>
+              </w:rPr>
+              <w:t xml:space="preserve">真偽値文字列</w:t>
+            </w:r>
+          </w:p>
+        </w:tc>
+        <w:tc>
+          <w:tcPr>
+            <w:tcW w:type="pct" w:w="60%"/>
+            <w:tcMar>
+              <w:top w:type="dxa" w:w="60"/>
+              <w:left w:type="dxa" w:w="100"/>
+              <w:bottom w:type="dxa" w:w="60"/>
+              <w:right w:type="dxa" w:w="100"/>
+            </w:tcMar>
+          </w:tcPr>
+          <w:p>
+            <w:r>
+              <w:rPr>
+                <w:rFonts w:ascii="游ゴシック" w:cs="游ゴシック" w:eastAsia="游ゴシック" w:hAnsi="游ゴシック"/>
+                <w:b w:val="false"/>
+                <w:bCs w:val="false"/>
+                <w:sz w:val="20"/>
+                <w:szCs w:val="20"/>
+              </w:rPr>
+              <w:t xml:space="preserve">CSV自動書き出し機能の有効/無効フラグ(true/false)。</w:t>
+            </w:r>
+          </w:p>
+        </w:tc>
+      </w:tr>
+      <w:tr>
+        <w:tc>
+          <w:tcPr>
+            <w:tcW w:type="pct" w:w="20%"/>
+            <w:tcMar>
+              <w:top w:type="dxa" w:w="60"/>
+              <w:left w:type="dxa" w:w="100"/>
+              <w:bottom w:type="dxa" w:w="60"/>
+              <w:right w:type="dxa" w:w="100"/>
+            </w:tcMar>
+          </w:tcPr>
+          <w:p>
+            <w:r>
+              <w:rPr>
+                <w:rFonts w:ascii="游ゴシック" w:cs="游ゴシック" w:eastAsia="游ゴシック" w:hAnsi="游ゴシック"/>
+                <w:b w:val="false"/>
+                <w:bCs w:val="false"/>
+                <w:sz w:val="20"/>
+                <w:szCs w:val="20"/>
+              </w:rPr>
+              <w:t xml:space="preserve">autoExportLastMonth</w:t>
+            </w:r>
+          </w:p>
+        </w:tc>
+        <w:tc>
+          <w:tcPr>
+            <w:tcW w:type="pct" w:w="20%"/>
+            <w:tcMar>
+              <w:top w:type="dxa" w:w="60"/>
+              <w:left w:type="dxa" w:w="100"/>
+              <w:bottom w:type="dxa" w:w="60"/>
+              <w:right w:type="dxa" w:w="100"/>
+            </w:tcMar>
+          </w:tcPr>
+          <w:p>
+            <w:r>
+              <w:rPr>
+                <w:rFonts w:ascii="游ゴシック" w:cs="游ゴシック" w:eastAsia="游ゴシック" w:hAnsi="游ゴシック"/>
+                <w:b w:val="false"/>
+                <w:bCs w:val="false"/>
+                <w:sz w:val="20"/>
+                <w:szCs w:val="20"/>
+              </w:rPr>
+              <w:t xml:space="preserve">文字列</w:t>
+            </w:r>
+          </w:p>
+        </w:tc>
+        <w:tc>
+          <w:tcPr>
+            <w:tcW w:type="pct" w:w="60%"/>
+            <w:tcMar>
+              <w:top w:type="dxa" w:w="60"/>
+              <w:left w:type="dxa" w:w="100"/>
+              <w:bottom w:type="dxa" w:w="60"/>
+              <w:right w:type="dxa" w:w="100"/>
+            </w:tcMar>
+          </w:tcPr>
+          <w:p>
+            <w:r>
+              <w:rPr>
+                <w:rFonts w:ascii="游ゴシック" w:cs="游ゴシック" w:eastAsia="游ゴシック" w:hAnsi="游ゴシック"/>
+                <w:b w:val="false"/>
+                <w:bCs w:val="false"/>
+                <w:sz w:val="20"/>
+                <w:szCs w:val="20"/>
+              </w:rPr>
+              <w:t xml:space="preserve">自動書き出し済みの年月(例: 2026-06)。二重書き出し防止に使用。</w:t>
+            </w:r>
+          </w:p>
+        </w:tc>
+      </w:tr>
+    </w:tbl>
+    <w:p>
+      <w:pPr>
+        <w:pStyle w:val="Heading3"/>
+        <w:spacing w:after="100" w:before="200"/>
+      </w:pPr>
+      <w:r>
+        <w:t xml:space="preserve">2.3.7 ブラウザ IndexedDB(mailapp-auto-export)</w:t>
+      </w:r>
+    </w:p>
+    <w:p>
+      <w:pPr>
+        <w:spacing w:after="120"/>
+      </w:pPr>
+      <w:r>
+        <w:rPr>
+          <w:rFonts w:ascii="游ゴシック" w:cs="游ゴシック" w:eastAsia="游ゴシック" w:hAnsi="游ゴシック"/>
+        </w:rPr>
+        <w:t xml:space="preserve">CSV自動書き出し機能の保存先フォルダの参照(FileSystemDirectoryHandle)を保持する。オブジェクトストア名はhandles。</w:t>
+      </w:r>
+    </w:p>
+    <w:tbl>
+      <w:tblPr>
+        <w:tblW w:type="pct" w:w="100%"/>
+        <w:tblBorders>
+          <w:top w:val="single" w:color="999999" w:sz="2"/>
+          <w:left w:val="single" w:color="999999" w:sz="2"/>
+          <w:bottom w:val="single" w:color="999999" w:sz="2"/>
+          <w:right w:val="single" w:color="999999" w:sz="2"/>
+          <w:insideH w:val="single" w:color="CCCCCC" w:sz="2"/>
+          <w:insideV w:val="single" w:color="CCCCCC" w:sz="2"/>
+        </w:tblBorders>
+      </w:tblPr>
+      <w:tblGrid>
+        <w:gridCol w:w="100"/>
+        <w:gridCol w:w="100"/>
+        <w:gridCol w:w="100"/>
+      </w:tblGrid>
+      <w:tr>
+        <w:trPr>
+          <w:tblHeader/>
+        </w:trPr>
+        <w:tc>
+          <w:tcPr>
+            <w:tcW w:type="pct" w:w="20%"/>
+            <w:shd w:fill="D9E2F3" w:color="auto" w:val="clear"/>
+            <w:tcMar>
+              <w:top w:type="dxa" w:w="60"/>
+              <w:left w:type="dxa" w:w="100"/>
+              <w:bottom w:type="dxa" w:w="60"/>
+              <w:right w:type="dxa" w:w="100"/>
+            </w:tcMar>
+          </w:tcPr>
+          <w:p>
+            <w:r>
+              <w:rPr>
+                <w:rFonts w:ascii="游ゴシック" w:cs="游ゴシック" w:eastAsia="游ゴシック" w:hAnsi="游ゴシック"/>
+                <w:b/>
+                <w:bCs/>
+                <w:sz w:val="20"/>
+                <w:szCs w:val="20"/>
+              </w:rPr>
+              <w:t xml:space="preserve">キー</w:t>
+            </w:r>
+          </w:p>
+        </w:tc>
+        <w:tc>
+          <w:tcPr>
+            <w:tcW w:type="pct" w:w="30%"/>
+            <w:shd w:fill="D9E2F3" w:color="auto" w:val="clear"/>
+            <w:tcMar>
+              <w:top w:type="dxa" w:w="60"/>
+              <w:left w:type="dxa" w:w="100"/>
+              <w:bottom w:type="dxa" w:w="60"/>
+              <w:right w:type="dxa" w:w="100"/>
+            </w:tcMar>
+          </w:tcPr>
+          <w:p>
+            <w:r>
+              <w:rPr>
+                <w:rFonts w:ascii="游ゴシック" w:cs="游ゴシック" w:eastAsia="游ゴシック" w:hAnsi="游ゴシック"/>
+                <w:b/>
+                <w:bCs/>
+                <w:sz w:val="20"/>
+                <w:szCs w:val="20"/>
+              </w:rPr>
+              <w:t xml:space="preserve">値</w:t>
+            </w:r>
+          </w:p>
+        </w:tc>
+        <w:tc>
+          <w:tcPr>
+            <w:tcW w:type="pct" w:w="50%"/>
+            <w:shd w:fill="D9E2F3" w:color="auto" w:val="clear"/>
+            <w:tcMar>
+              <w:top w:type="dxa" w:w="60"/>
+              <w:left w:type="dxa" w:w="100"/>
+              <w:bottom w:type="dxa" w:w="60"/>
+              <w:right w:type="dxa" w:w="100"/>
+            </w:tcMar>
+          </w:tcPr>
+          <w:p>
+            <w:r>
+              <w:rPr>
+                <w:rFonts w:ascii="游ゴシック" w:cs="游ゴシック" w:eastAsia="游ゴシック" w:hAnsi="游ゴシック"/>
+                <w:b/>
+                <w:bCs/>
+                <w:sz w:val="20"/>
+                <w:szCs w:val="20"/>
+              </w:rPr>
+              <w:t xml:space="preserve">説明</w:t>
+            </w:r>
+          </w:p>
+        </w:tc>
+      </w:tr>
+      <w:tr>
+        <w:tc>
+          <w:tcPr>
+            <w:tcW w:type="pct" w:w="20%"/>
+            <w:tcMar>
+              <w:top w:type="dxa" w:w="60"/>
+              <w:left w:type="dxa" w:w="100"/>
+              <w:bottom w:type="dxa" w:w="60"/>
+              <w:right w:type="dxa" w:w="100"/>
+            </w:tcMar>
+          </w:tcPr>
+          <w:p>
+            <w:r>
+              <w:rPr>
+                <w:rFonts w:ascii="游ゴシック" w:cs="游ゴシック" w:eastAsia="游ゴシック" w:hAnsi="游ゴシック"/>
+                <w:b w:val="false"/>
+                <w:bCs w:val="false"/>
+                <w:sz w:val="20"/>
+                <w:szCs w:val="20"/>
+              </w:rPr>
+              <w:t xml:space="preserve">csvExportDir</w:t>
+            </w:r>
+          </w:p>
+        </w:tc>
+        <w:tc>
+          <w:tcPr>
+            <w:tcW w:type="pct" w:w="30%"/>
+            <w:tcMar>
+              <w:top w:type="dxa" w:w="60"/>
+              <w:left w:type="dxa" w:w="100"/>
+              <w:bottom w:type="dxa" w:w="60"/>
+              <w:right w:type="dxa" w:w="100"/>
+            </w:tcMar>
+          </w:tcPr>
+          <w:p>
+            <w:r>
+              <w:rPr>
+                <w:rFonts w:ascii="游ゴシック" w:cs="游ゴシック" w:eastAsia="游ゴシック" w:hAnsi="游ゴシック"/>
+                <w:b w:val="false"/>
+                <w:bCs w:val="false"/>
+                <w:sz w:val="20"/>
+                <w:szCs w:val="20"/>
+              </w:rPr>
+              <w:t xml:space="preserve">FileSystemDirectoryHandle</w:t>
+            </w:r>
+          </w:p>
+        </w:tc>
+        <w:tc>
+          <w:tcPr>
+            <w:tcW w:type="pct" w:w="50%"/>
+            <w:tcMar>
+              <w:top w:type="dxa" w:w="60"/>
+              <w:left w:type="dxa" w:w="100"/>
+              <w:bottom w:type="dxa" w:w="60"/>
+              <w:right w:type="dxa" w:w="100"/>
+            </w:tcMar>
+          </w:tcPr>
+          <w:p>
+            <w:r>
+              <w:rPr>
+                <w:rFonts w:ascii="游ゴシック" w:cs="游ゴシック" w:eastAsia="游ゴシック" w:hAnsi="游ゴシック"/>
+                <w:b w:val="false"/>
+                <w:bCs w:val="false"/>
+                <w:sz w:val="20"/>
+                <w:szCs w:val="20"/>
+              </w:rPr>
+              <w:t xml:space="preserve">管理者が選択した保存先フォルダへの参照。ブラウザ再起動後も保持され、権限(queryPermission/requestPermission)の確認のみで再利用できる。</w:t>
+            </w:r>
+          </w:p>
+        </w:tc>
+      </w:tr>
     </w:tbl>
     <w:p>
       <w:pPr>
@@ -11923,7 +12538,7 @@
                     </pic:cNvPicPr>
                   </pic:nvPicPr>
                   <pic:blipFill>
-                    <a:blip r:embed="rId18" cstate="none"/>
+                    <a:blip r:embed="rId19" cstate="none"/>
                     <a:srcRect/>
                     <a:stretch>
                       <a:fillRect/>
@@ -13726,7 +14341,7 @@
                     </pic:cNvPicPr>
                   </pic:nvPicPr>
                   <pic:blipFill>
-                    <a:blip r:embed="rId19" cstate="none"/>
+                    <a:blip r:embed="rId20" cstate="none"/>
                     <a:srcRect/>
                     <a:stretch>
                       <a:fillRect/>
@@ -17436,7 +18051,7 @@
       <w:r>
         <w:drawing>
           <wp:inline distT="0" distB="0" distL="0" distR="0">
-            <wp:extent cx="5334000" cy="4781550"/>
+            <wp:extent cx="5334000" cy="1133475"/>
             <wp:effectExtent t="0" r="0" b="0" l="0"/>
             <wp:docPr id="1" name="" descr="" title=""/>
             <wp:cNvGraphicFramePr>
@@ -17452,7 +18067,7 @@
                     </pic:cNvPicPr>
                   </pic:nvPicPr>
                   <pic:blipFill>
-                    <a:blip r:embed="rId20" cstate="none"/>
+                    <a:blip r:embed="rId21" cstate="none"/>
                     <a:srcRect/>
                     <a:stretch>
                       <a:fillRect/>
@@ -17461,7 +18076,7 @@
                   <pic:spPr bwMode="auto">
                     <a:xfrm>
                       <a:off x="0" y="0"/>
-                      <a:ext cx="5334000" cy="4781550"/>
+                      <a:ext cx="5334000" cy="1133475"/>
                     </a:xfrm>
                     <a:prstGeom prst="rect">
                       <a:avLst/>
@@ -17531,7 +18146,7 @@
                     </pic:cNvPicPr>
                   </pic:nvPicPr>
                   <pic:blipFill>
-                    <a:blip r:embed="rId21" cstate="none"/>
+                    <a:blip r:embed="rId22" cstate="none"/>
                     <a:srcRect/>
                     <a:stretch>
                       <a:fillRect/>
@@ -17601,7 +18216,7 @@
                     </pic:cNvPicPr>
                   </pic:nvPicPr>
                   <pic:blipFill>
-                    <a:blip r:embed="rId22" cstate="none"/>
+                    <a:blip r:embed="rId23" cstate="none"/>
                     <a:srcRect/>
                     <a:stretch>
                       <a:fillRect/>
@@ -17671,7 +18286,7 @@
                     </pic:cNvPicPr>
                   </pic:nvPicPr>
                   <pic:blipFill>
-                    <a:blip r:embed="rId23" cstate="none"/>
+                    <a:blip r:embed="rId24" cstate="none"/>
                     <a:srcRect/>
                     <a:stretch>
                       <a:fillRect/>
@@ -17741,7 +18356,7 @@
                     </pic:cNvPicPr>
                   </pic:nvPicPr>
                   <pic:blipFill>
-                    <a:blip r:embed="rId24" cstate="none"/>
+                    <a:blip r:embed="rId25" cstate="none"/>
                     <a:srcRect/>
                     <a:stretch>
                       <a:fillRect/>
@@ -17811,7 +18426,7 @@
                     </pic:cNvPicPr>
                   </pic:nvPicPr>
                   <pic:blipFill>
-                    <a:blip r:embed="rId25" cstate="none"/>
+                    <a:blip r:embed="rId26" cstate="none"/>
                     <a:srcRect/>
                     <a:stretch>
                       <a:fillRect/>
@@ -17846,6 +18461,76 @@
           <w:szCs w:val="18"/>
         </w:rPr>
         <w:t xml:space="preserve">図3-6 メール取込シーケンス図</w:t>
+      </w:r>
+    </w:p>
+    <w:p>
+      <w:pPr>
+        <w:pStyle w:val="Heading3"/>
+        <w:spacing w:after="100" w:before="200"/>
+      </w:pPr>
+      <w:r>
+        <w:t xml:space="preserve">3.2.6 CSV自動書き出し処理</w:t>
+      </w:r>
+    </w:p>
+    <w:p>
+      <w:pPr>
+        <w:spacing w:after="40"/>
+        <w:jc w:val="center"/>
+      </w:pPr>
+      <w:r>
+        <w:drawing>
+          <wp:inline distT="0" distB="0" distL="0" distR="0">
+            <wp:extent cx="5334000" cy="5229225"/>
+            <wp:effectExtent t="0" r="0" b="0" l="0"/>
+            <wp:docPr id="1" name="" descr="" title=""/>
+            <wp:cNvGraphicFramePr>
+              <a:graphicFrameLocks xmlns:a="http://schemas.openxmlformats.org/drawingml/2006/main" noChangeAspect="1"/>
+            </wp:cNvGraphicFramePr>
+            <a:graphic xmlns:a="http://schemas.openxmlformats.org/drawingml/2006/main">
+              <a:graphicData uri="http://schemas.openxmlformats.org/drawingml/2006/picture">
+                <pic:pic xmlns:pic="http://schemas.openxmlformats.org/drawingml/2006/picture">
+                  <pic:nvPicPr>
+                    <pic:cNvPr id="0" name="" descr=""/>
+                    <pic:cNvPicPr>
+                      <a:picLocks noChangeAspect="1" noChangeArrowheads="1"/>
+                    </pic:cNvPicPr>
+                  </pic:nvPicPr>
+                  <pic:blipFill>
+                    <a:blip r:embed="rId14" cstate="none"/>
+                    <a:srcRect/>
+                    <a:stretch>
+                      <a:fillRect/>
+                    </a:stretch>
+                  </pic:blipFill>
+                  <pic:spPr bwMode="auto">
+                    <a:xfrm>
+                      <a:off x="0" y="0"/>
+                      <a:ext cx="5334000" cy="5229225"/>
+                    </a:xfrm>
+                    <a:prstGeom prst="rect">
+                      <a:avLst/>
+                    </a:prstGeom>
+                  </pic:spPr>
+                </pic:pic>
+              </a:graphicData>
+            </a:graphic>
+          </wp:inline>
+        </w:drawing>
+      </w:r>
+    </w:p>
+    <w:p>
+      <w:pPr>
+        <w:spacing w:after="200"/>
+        <w:jc w:val="center"/>
+      </w:pPr>
+      <w:r>
+        <w:rPr>
+          <w:rFonts w:ascii="游ゴシック" w:cs="游ゴシック" w:eastAsia="游ゴシック" w:hAnsi="游ゴシック"/>
+          <w:color w:val="555555"/>
+          <w:sz w:val="18"/>
+          <w:szCs w:val="18"/>
+        </w:rPr>
+        <w:t xml:space="preserve">図3-7 CSV自動書き出しシーケンス図</w:t>
       </w:r>
     </w:p>
     <w:p>
@@ -23237,6 +23922,77 @@
                 <w:szCs w:val="20"/>
               </w:rPr>
               <w:t xml:space="preserve">2.3.3, 5.4</w:t>
+            </w:r>
+          </w:p>
+        </w:tc>
+      </w:tr>
+      <w:tr>
+        <w:tc>
+          <w:tcPr>
+            <w:tcW w:type="pct" w:w="16%"/>
+            <w:tcMar>
+              <w:top w:type="dxa" w:w="60"/>
+              <w:left w:type="dxa" w:w="100"/>
+              <w:bottom w:type="dxa" w:w="60"/>
+              <w:right w:type="dxa" w:w="100"/>
+            </w:tcMar>
+          </w:tcPr>
+          <w:p>
+            <w:r>
+              <w:rPr>
+                <w:rFonts w:ascii="游ゴシック" w:cs="游ゴシック" w:eastAsia="游ゴシック" w:hAnsi="游ゴシック"/>
+                <w:b w:val="false"/>
+                <w:bCs w:val="false"/>
+                <w:sz w:val="20"/>
+                <w:szCs w:val="20"/>
+              </w:rPr>
+              <w:t xml:space="preserve">運用監視</w:t>
+            </w:r>
+          </w:p>
+        </w:tc>
+        <w:tc>
+          <w:tcPr>
+            <w:tcW w:type="pct" w:w="64%"/>
+            <w:tcMar>
+              <w:top w:type="dxa" w:w="60"/>
+              <w:left w:type="dxa" w:w="100"/>
+              <w:bottom w:type="dxa" w:w="60"/>
+              <w:right w:type="dxa" w:w="100"/>
+            </w:tcMar>
+          </w:tcPr>
+          <w:p>
+            <w:r>
+              <w:rPr>
+                <w:rFonts w:ascii="游ゴシック" w:cs="游ゴシック" w:eastAsia="游ゴシック" w:hAnsi="游ゴシック"/>
+                <w:b w:val="false"/>
+                <w:bCs w:val="false"/>
+                <w:sz w:val="20"/>
+                <w:szCs w:val="20"/>
+              </w:rPr>
+              <w:t xml:space="preserve">CSV自動書き出しはブラウザ(タブ)が開いている間のみ動作するクライアント完結の仕組みであり、サーバー側で定期実行される真のバッチ処理ではない。ブラウザを開かない限り実行されない。</w:t>
+            </w:r>
+          </w:p>
+        </w:tc>
+        <w:tc>
+          <w:tcPr>
+            <w:tcW w:type="pct" w:w="20%"/>
+            <w:tcMar>
+              <w:top w:type="dxa" w:w="60"/>
+              <w:left w:type="dxa" w:w="100"/>
+              <w:bottom w:type="dxa" w:w="60"/>
+              <w:right w:type="dxa" w:w="100"/>
+            </w:tcMar>
+          </w:tcPr>
+          <w:p>
+            <w:r>
+              <w:rPr>
+                <w:rFonts w:ascii="游ゴシック" w:cs="游ゴシック" w:eastAsia="游ゴシック" w:hAnsi="游ゴシック"/>
+                <w:b w:val="false"/>
+                <w:bCs w:val="false"/>
+                <w:sz w:val="20"/>
+                <w:szCs w:val="20"/>
+              </w:rPr>
+              <w:t xml:space="preserve">1.4.4.1</w:t>
             </w:r>
           </w:p>
         </w:tc>

--- a/docs/仕様書.docx
+++ b/docs/仕様書.docx
@@ -9458,7 +9458,7 @@
       </w:r>
       <w:proofErr w:type="spellEnd"/>
       <w:r>
-        <w:t>のresultsテーブルへ記録する主要な操作(AI分析/人材紹介登録/募集停止登録/案件情報登録)の成否を確認できる。日付・月による絞込検索、すべて/成功のみ/失敗のみフィルタ、全件数・成功数・失敗数のカード表示、月別/日別の成功・失敗積み上げ棒グラフに対応する。失敗した実行は、どの操作でNGだったかを一覧テーブル上に文字で表示する。</w:t>
+        <w:t>のresultsテーブルへ記録する主要な操作(AI分析/人材紹介登録/募集停止登録/案件情報登録)の成否を確認できる。日付・月による絞込検索、すべて/成功のみ/失敗のみフィルタ、全件数・成功数・失敗数のカード表示、月別/日別の成功・失敗を左右に並べた棒グラフ(バー内に成功/失敗の文字を表示)に対応する。失敗した実行は、どの操作でNGだったかを一覧テーブル上に文字で表示する。一覧は1ページ50件で、結果列見出しの◁▷ボタンでページ送りする。</w:t>
       </w:r>
     </w:p>
     <w:p>
@@ -10601,7 +10601,7 @@
         </w:rPr>
         <w:drawing>
           <wp:inline distT="0" distB="0" distL="0" distR="0" wp14:anchorId="619037C1" wp14:editId="74B5B391">
-            <wp:extent cx="5334000" cy="4811268"/>
+            <wp:extent cx="5334000" cy="4843272"/>
             <wp:effectExtent l="0" t="0" r="0" b="0"/>
             <wp:docPr id="1192534199" name="図 1192534199"/>
             <wp:cNvGraphicFramePr>
@@ -10626,7 +10626,7 @@
                   <pic:spPr bwMode="auto">
                     <a:xfrm>
                       <a:off x="0" y="0"/>
-                      <a:ext cx="5334000" cy="4811268"/>
+                      <a:ext cx="5334000" cy="4843272"/>
                     </a:xfrm>
                     <a:prstGeom prst="rect">
                       <a:avLst/>
@@ -18794,7 +18794,7 @@
                 <w:sz w:val="20"/>
                 <w:szCs w:val="20"/>
               </w:rPr>
-              <w:t>文字列</w:t>
+              <w:t>整数</w:t>
             </w:r>
           </w:p>
         </w:tc>
@@ -18945,7 +18945,7 @@
                 <w:sz w:val="20"/>
                 <w:szCs w:val="20"/>
               </w:rPr>
-              <w:t>AiSearch</w:t>
+              <w:t>aisearch</w:t>
             </w:r>
             <w:proofErr w:type="spellEnd"/>
           </w:p>
@@ -19125,7 +19125,7 @@
                 <w:sz w:val="20"/>
                 <w:szCs w:val="20"/>
               </w:rPr>
-              <w:t>isClose</w:t>
+              <w:t>isclose</w:t>
             </w:r>
             <w:proofErr w:type="spellEnd"/>
           </w:p>
@@ -19305,7 +19305,7 @@
                 <w:sz w:val="20"/>
                 <w:szCs w:val="20"/>
               </w:rPr>
-              <w:t>allPass</w:t>
+              <w:t>allpass</w:t>
             </w:r>
             <w:proofErr w:type="spellEnd"/>
           </w:p>
@@ -19387,7 +19387,7 @@
                 <w:sz w:val="20"/>
                 <w:szCs w:val="20"/>
               </w:rPr>
-              <w:t>lastPass</w:t>
+              <w:t>lastpass</w:t>
             </w:r>
             <w:proofErr w:type="spellEnd"/>
           </w:p>
@@ -20622,7 +20622,7 @@
                 <w:sz w:val="20"/>
                 <w:szCs w:val="20"/>
               </w:rPr>
-              <w:t>日付/月検索、すべて/成功のみ/失敗のみフィルタ、全件数・成功数・失敗数カード、月別/日別成功・失敗棒グラフ、結果一覧(ID/日時/結果)</w:t>
+              <w:t>日付/月検索、すべて/成功のみ/失敗のみフィルタ、全件数・成功数・失敗数カード、月別/日別の成功・失敗を左右に並べた棒グラフ(バー内に成功/失敗の文字表示)、結果一覧(ID/日時/結果、1ページ50件、結果列見出しの◁▷でページ送り)</w:t>
             </w:r>
           </w:p>
         </w:tc>
